--- a/Hrishikeshan_Das_CV.docx
+++ b/Hrishikeshan_Das_CV.docx
@@ -7,6 +7,8 @@
         <w:spacing w:after="60"/>
         <w:jc w:val="center"/>
       </w:pPr>
+      <w:bookmarkStart w:id="0" w:name="_GoBack"/>
+      <w:bookmarkEnd w:id="0"/>
       <w:r>
         <w:rPr>
           <w:rFonts w:ascii="Calibri" w:hAnsi="Calibri"/>
@@ -64,8 +66,9 @@
           <w:sz w:val="19"/>
           <w:szCs w:val="19"/>
         </w:rPr>
-        <w:t>+91 99817 98611 | contact@hrishikeshan</w:t>
-      </w:r>
+        <w:t xml:space="preserve">+91 99817 98611 | </w:t>
+      </w:r>
+      <w:proofErr w:type="gramStart"/>
       <w:r>
         <w:rPr>
           <w:rFonts w:ascii="Calibri" w:hAnsi="Calibri"/>
@@ -74,7 +77,7 @@
           <w:sz w:val="19"/>
           <w:szCs w:val="19"/>
         </w:rPr>
-        <w:t>das</w:t>
+        <w:t>contact@hrishikeshan</w:t>
       </w:r>
       <w:r>
         <w:rPr>
@@ -84,7 +87,7 @@
           <w:sz w:val="19"/>
           <w:szCs w:val="19"/>
         </w:rPr>
-        <w:t xml:space="preserve">.online  </w:t>
+        <w:t>das</w:t>
       </w:r>
       <w:r>
         <w:rPr>
@@ -94,7 +97,28 @@
           <w:sz w:val="19"/>
           <w:szCs w:val="19"/>
         </w:rPr>
-        <w:t xml:space="preserve">| </w:t>
+        <w:t xml:space="preserve">.online  </w:t>
+      </w:r>
+      <w:r>
+        <w:rPr>
+          <w:rFonts w:ascii="Calibri" w:hAnsi="Calibri"/>
+          <w:b/>
+          <w:color w:val="404040"/>
+          <w:sz w:val="19"/>
+          <w:szCs w:val="19"/>
+        </w:rPr>
+        <w:t>|</w:t>
+      </w:r>
+      <w:proofErr w:type="gramEnd"/>
+      <w:r>
+        <w:rPr>
+          <w:rFonts w:ascii="Calibri" w:hAnsi="Calibri"/>
+          <w:b/>
+          <w:color w:val="404040"/>
+          <w:sz w:val="19"/>
+          <w:szCs w:val="19"/>
+        </w:rPr>
+        <w:t xml:space="preserve"> </w:t>
       </w:r>
       <w:hyperlink r:id="rId6" w:history="1">
         <w:r>
@@ -133,23 +157,41 @@
         <w:spacing w:after="70"/>
         <w:jc w:val="both"/>
       </w:pPr>
-      <w:r>
-        <w:rPr>
-          <w:rFonts w:ascii="Calibri" w:hAnsi="Calibri"/>
-          <w:sz w:val="21"/>
-          <w:szCs w:val="21"/>
-        </w:rPr>
-        <w:t>Junior developer and IT professional with practical experience across web and mobile application development, hosting configuration, networking, and manufacturing ERP workflows. Built and deployed KharchaTrackr, a real-world expense tracking application for web and mobile using Flutter and Firebase. Strong foundation in responsive UI development, Firebase, JavaScript, and modern AI-assisted development tools, with a clear motivation to grow into an internatio</w:t>
-      </w:r>
-      <w:bookmarkStart w:id="0" w:name="_GoBack"/>
-      <w:bookmarkEnd w:id="0"/>
-      <w:r>
-        <w:rPr>
-          <w:rFonts w:ascii="Calibri" w:hAnsi="Calibri"/>
-          <w:sz w:val="21"/>
-          <w:szCs w:val="21"/>
-        </w:rPr>
-        <w:t>nal software development or junior DevOps role.</w:t>
+      <w:proofErr w:type="gramStart"/>
+      <w:r>
+        <w:rPr>
+          <w:rFonts w:ascii="Calibri" w:hAnsi="Calibri"/>
+          <w:sz w:val="21"/>
+          <w:szCs w:val="21"/>
+        </w:rPr>
+        <w:t>Junior developer and IT professional with practical experience across web and mobile application development, hosting configuration, networking, and manufacturing ERP workflows.</w:t>
+      </w:r>
+      <w:proofErr w:type="gramEnd"/>
+      <w:r>
+        <w:rPr>
+          <w:rFonts w:ascii="Calibri" w:hAnsi="Calibri"/>
+          <w:sz w:val="21"/>
+          <w:szCs w:val="21"/>
+        </w:rPr>
+        <w:t xml:space="preserve"> Built and deployed </w:t>
+      </w:r>
+      <w:proofErr w:type="spellStart"/>
+      <w:r>
+        <w:rPr>
+          <w:rFonts w:ascii="Calibri" w:hAnsi="Calibri"/>
+          <w:sz w:val="21"/>
+          <w:szCs w:val="21"/>
+        </w:rPr>
+        <w:t>KharchaTrackr</w:t>
+      </w:r>
+      <w:proofErr w:type="spellEnd"/>
+      <w:r>
+        <w:rPr>
+          <w:rFonts w:ascii="Calibri" w:hAnsi="Calibri"/>
+          <w:sz w:val="21"/>
+          <w:szCs w:val="21"/>
+        </w:rPr>
+        <w:t>, a real-world expense tracking application for web and mobile using Flutter and Firebase. Strong foundation in responsive UI development, Firebase, JavaScript, and modern AI-assisted development tools, with a clear motivation to grow into an international software development or junior DevOps role.</w:t>
       </w:r>
     </w:p>
     <w:p>
@@ -226,7 +268,25 @@
           <w:sz w:val="21"/>
           <w:szCs w:val="21"/>
         </w:rPr>
-        <w:t>- Databases: Firebase Firestore, MySQL</w:t>
+        <w:t xml:space="preserve">- Databases: Firebase </w:t>
+      </w:r>
+      <w:proofErr w:type="spellStart"/>
+      <w:r>
+        <w:rPr>
+          <w:rFonts w:ascii="Calibri" w:hAnsi="Calibri"/>
+          <w:sz w:val="21"/>
+          <w:szCs w:val="21"/>
+        </w:rPr>
+        <w:t>Firestore</w:t>
+      </w:r>
+      <w:proofErr w:type="spellEnd"/>
+      <w:r>
+        <w:rPr>
+          <w:rFonts w:ascii="Calibri" w:hAnsi="Calibri"/>
+          <w:sz w:val="21"/>
+          <w:szCs w:val="21"/>
+        </w:rPr>
+        <w:t>, MySQL</w:t>
       </w:r>
     </w:p>
     <w:p>
@@ -426,6 +486,7 @@
       <w:pPr>
         <w:spacing w:before="90" w:after="20"/>
       </w:pPr>
+      <w:proofErr w:type="spellStart"/>
       <w:r>
         <w:rPr>
           <w:rFonts w:ascii="Calibri" w:hAnsi="Calibri"/>
@@ -433,7 +494,17 @@
           <w:sz w:val="22"/>
           <w:szCs w:val="22"/>
         </w:rPr>
-        <w:t>KharchaTrackr - Expense Tracking Application (Own Idea)</w:t>
+        <w:t>KharchaTrackr</w:t>
+      </w:r>
+      <w:proofErr w:type="spellEnd"/>
+      <w:r>
+        <w:rPr>
+          <w:rFonts w:ascii="Calibri" w:hAnsi="Calibri"/>
+          <w:b/>
+          <w:sz w:val="22"/>
+          <w:szCs w:val="22"/>
+        </w:rPr>
+        <w:t xml:space="preserve"> - Expense Tracking Application (Own Idea)</w:t>
       </w:r>
     </w:p>
     <w:p>
@@ -448,8 +519,20 @@
           <w:sz w:val="20"/>
           <w:szCs w:val="20"/>
         </w:rPr>
-        <w:t>Web and mobile application | Flutter, Firebase, JavaScript, REST APIs | kharchatrackr.online</w:t>
-      </w:r>
+        <w:t xml:space="preserve">Web and mobile application | Flutter, Firebase, JavaScript, REST APIs | </w:t>
+      </w:r>
+      <w:proofErr w:type="spellStart"/>
+      <w:r>
+        <w:rPr>
+          <w:rFonts w:ascii="Calibri" w:hAnsi="Calibri"/>
+          <w:i/>
+          <w:color w:val="595959"/>
+          <w:sz w:val="20"/>
+          <w:szCs w:val="20"/>
+        </w:rPr>
+        <w:t>kharchatrackr.online</w:t>
+      </w:r>
+      <w:proofErr w:type="spellEnd"/>
     </w:p>
     <w:p>
       <w:pPr>
@@ -537,7 +620,25 @@
           <w:sz w:val="21"/>
           <w:szCs w:val="21"/>
         </w:rPr>
-        <w:t>- KharchaTrackr: https://kharchatrackr.online</w:t>
+        <w:t xml:space="preserve">- </w:t>
+      </w:r>
+      <w:proofErr w:type="spellStart"/>
+      <w:r>
+        <w:rPr>
+          <w:rFonts w:ascii="Calibri" w:hAnsi="Calibri"/>
+          <w:sz w:val="21"/>
+          <w:szCs w:val="21"/>
+        </w:rPr>
+        <w:t>KharchaTrackr</w:t>
+      </w:r>
+      <w:proofErr w:type="spellEnd"/>
+      <w:r>
+        <w:rPr>
+          <w:rFonts w:ascii="Calibri" w:hAnsi="Calibri"/>
+          <w:sz w:val="21"/>
+          <w:szCs w:val="21"/>
+        </w:rPr>
+        <w:t>: https://kharchatrackr.online</w:t>
       </w:r>
     </w:p>
     <w:p>
@@ -565,7 +666,25 @@
           <w:sz w:val="21"/>
           <w:szCs w:val="21"/>
         </w:rPr>
-        <w:t>- Sourabh Dog Kennel: https://www.sourabhdogkennel.online</w:t>
+        <w:t xml:space="preserve">- </w:t>
+      </w:r>
+      <w:proofErr w:type="spellStart"/>
+      <w:r>
+        <w:rPr>
+          <w:rFonts w:ascii="Calibri" w:hAnsi="Calibri"/>
+          <w:sz w:val="21"/>
+          <w:szCs w:val="21"/>
+        </w:rPr>
+        <w:t>Sourabh</w:t>
+      </w:r>
+      <w:proofErr w:type="spellEnd"/>
+      <w:r>
+        <w:rPr>
+          <w:rFonts w:ascii="Calibri" w:hAnsi="Calibri"/>
+          <w:sz w:val="21"/>
+          <w:szCs w:val="21"/>
+        </w:rPr>
+        <w:t xml:space="preserve"> Dog Kennel: https://www.sourabhdogkennel.online</w:t>
       </w:r>
     </w:p>
     <w:p>
@@ -3242,7 +3361,7 @@
   <a:extraClrSchemeLst/>
   <a:extLst>
     <a:ext uri="{05A4C25C-085E-4340-85A3-A5531E510DB2}">
-      <thm15:themeFamily xmlns:thm15="http://schemas.microsoft.com/office/thememl/2012/main" xmlns="" name="Office Theme" id="{2E142A2C-CD16-42D6-873A-C26D2A0506FA}" vid="{1BDDFF52-6CD6-40A5-AB3C-68EB2F1E4D0A}"/>
+      <thm15:themeFamily xmlns="" xmlns:thm15="http://schemas.microsoft.com/office/thememl/2012/main" name="Office Theme" id="{2E142A2C-CD16-42D6-873A-C26D2A0506FA}" vid="{1BDDFF52-6CD6-40A5-AB3C-68EB2F1E4D0A}"/>
     </a:ext>
   </a:extLst>
 </a:theme>
